--- a/Knowledge/3-Work knowledge/1-Software Engineering/1-Software Engineering Fundamentals/5-My Source/4-Networks Devices/4-Types of Bridges/3-Remote Bridge.docx
+++ b/Knowledge/3-Work knowledge/1-Software Engineering/1-Software Engineering Fundamentals/5-My Source/4-Networks Devices/4-Types of Bridges/3-Remote Bridge.docx
@@ -4,44 +4,28 @@
   <w:body>
     <w:p>
       <w:pPr>
-        <w:keepNext/>
-        <w:keepLines/>
-        <w:spacing w:before="400" w:after="120" w:line="276" w:lineRule="auto"/>
-        <w:outlineLvl w:val="0"/>
-        <w:rPr>
-          <w:rFonts w:ascii="Arial" w:eastAsia="Arial" w:hAnsi="Arial" w:cs="Arial"/>
-          <w:kern w:val="0"/>
-          <w:sz w:val="40"/>
-          <w:szCs w:val="40"/>
-          <w:lang w:val="en"/>
-          <w14:ligatures w14:val="none"/>
+        <w:pStyle w:val="Heading1"/>
+        <w:rPr>
+          <w:rFonts w:eastAsia="Arial"/>
+          <w:lang w:val="en"/>
         </w:rPr>
       </w:pPr>
       <w:bookmarkStart w:id="0" w:name="_ofr0ty57oere" w:colFirst="0" w:colLast="0"/>
       <w:bookmarkEnd w:id="0"/>
       <w:r>
         <w:rPr>
-          <w:rFonts w:ascii="Arial" w:eastAsia="Arial" w:hAnsi="Arial" w:cs="Arial"/>
-          <w:kern w:val="0"/>
-          <w:sz w:val="40"/>
-          <w:szCs w:val="40"/>
-          <w:lang w:val="en"/>
-          <w14:ligatures w14:val="none"/>
+          <w:rFonts w:eastAsia="Arial"/>
+          <w:lang w:val="en"/>
         </w:rPr>
         <w:t>Remote Bridge</w:t>
       </w:r>
     </w:p>
     <w:p>
       <w:pPr>
-        <w:spacing w:before="280" w:after="120" w:line="276" w:lineRule="auto"/>
-        <w:outlineLvl w:val="1"/>
-        <w:rPr>
-          <w:rFonts w:ascii="Arial" w:eastAsia="Arial" w:hAnsi="Arial" w:cs="Arial"/>
-          <w:kern w:val="0"/>
-          <w:sz w:val="32"/>
-          <w:szCs w:val="32"/>
-          <w:lang w:val="en"/>
-          <w14:ligatures w14:val="none"/>
+        <w:pStyle w:val="Heading2"/>
+        <w:rPr>
+          <w:rFonts w:eastAsia="Arial"/>
+          <w:lang w:val="en"/>
         </w:rPr>
       </w:pPr>
       <w:bookmarkStart w:id="1" w:name="_wijdvdguaq3l" w:colFirst="0" w:colLast="0"/>
@@ -49,22 +33,14 @@
       <w:r>
         <w:rPr>
           <w:rFonts w:ascii="Segoe UI Emoji" w:eastAsia="Arial" w:hAnsi="Segoe UI Emoji" w:cs="Segoe UI Emoji"/>
-          <w:kern w:val="0"/>
-          <w:sz w:val="32"/>
-          <w:szCs w:val="32"/>
-          <w:lang w:val="en"/>
-          <w14:ligatures w14:val="none"/>
+          <w:lang w:val="en"/>
         </w:rPr>
         <w:t>🌍</w:t>
       </w:r>
       <w:r>
         <w:rPr>
-          <w:rFonts w:ascii="Arial" w:eastAsia="Arial" w:hAnsi="Arial" w:cs="Arial"/>
-          <w:kern w:val="0"/>
-          <w:sz w:val="32"/>
-          <w:szCs w:val="32"/>
-          <w:lang w:val="en"/>
-          <w14:ligatures w14:val="none"/>
+          <w:rFonts w:eastAsia="Arial"/>
+          <w:lang w:val="en"/>
         </w:rPr>
         <w:t xml:space="preserve"> What is a Remote Bridge?</w:t>
       </w:r>
@@ -106,6 +82,7 @@
         </w:rPr>
         <w:t xml:space="preserve">: </w:t>
       </w:r>
+      <w:proofErr w:type="spellStart"/>
       <w:r>
         <w:rPr>
           <w:rFonts w:ascii="Arial" w:eastAsia="Arial" w:hAnsi="Arial" w:cs="Arial"/>
@@ -117,7 +94,21 @@
           <w:lang w:val="en"/>
           <w14:ligatures w14:val="none"/>
         </w:rPr>
-        <w:t>Chatgpt (GPT</w:t>
+        <w:t>Chatgpt</w:t>
+      </w:r>
+      <w:proofErr w:type="spellEnd"/>
+      <w:r>
+        <w:rPr>
+          <w:rFonts w:ascii="Arial" w:eastAsia="Arial" w:hAnsi="Arial" w:cs="Arial"/>
+          <w:b/>
+          <w:kern w:val="0"/>
+          <w:sz w:val="22"/>
+          <w:szCs w:val="22"/>
+          <w:highlight w:val="darkGray"/>
+          <w:lang w:val="en"/>
+          <w14:ligatures w14:val="none"/>
+        </w:rPr>
+        <w:t xml:space="preserve"> (GPT</w:t>
       </w:r>
       <w:r>
         <w:rPr>
@@ -384,15 +375,10 @@
     </w:p>
     <w:p>
       <w:pPr>
-        <w:spacing w:before="280" w:after="120" w:line="276" w:lineRule="auto"/>
-        <w:outlineLvl w:val="1"/>
-        <w:rPr>
-          <w:rFonts w:ascii="Arial" w:eastAsia="Arial" w:hAnsi="Arial" w:cs="Arial"/>
-          <w:kern w:val="0"/>
-          <w:sz w:val="32"/>
-          <w:szCs w:val="32"/>
-          <w:lang w:val="en"/>
-          <w14:ligatures w14:val="none"/>
+        <w:pStyle w:val="Heading2"/>
+        <w:rPr>
+          <w:rFonts w:eastAsia="Arial"/>
+          <w:lang w:val="en"/>
         </w:rPr>
       </w:pPr>
       <w:bookmarkStart w:id="2" w:name="_rcp6hp2tg5q3" w:colFirst="0" w:colLast="0"/>
@@ -400,22 +386,14 @@
       <w:r>
         <w:rPr>
           <w:rFonts w:ascii="Segoe UI Emoji" w:eastAsia="Arial" w:hAnsi="Segoe UI Emoji" w:cs="Segoe UI Emoji"/>
-          <w:kern w:val="0"/>
-          <w:sz w:val="32"/>
-          <w:szCs w:val="32"/>
-          <w:lang w:val="en"/>
-          <w14:ligatures w14:val="none"/>
+          <w:lang w:val="en"/>
         </w:rPr>
         <w:t>🔄</w:t>
       </w:r>
       <w:r>
         <w:rPr>
-          <w:rFonts w:ascii="Arial" w:eastAsia="Arial" w:hAnsi="Arial" w:cs="Arial"/>
-          <w:kern w:val="0"/>
-          <w:sz w:val="32"/>
-          <w:szCs w:val="32"/>
-          <w:lang w:val="en"/>
-          <w14:ligatures w14:val="none"/>
+          <w:rFonts w:eastAsia="Arial"/>
+          <w:lang w:val="en"/>
         </w:rPr>
         <w:t xml:space="preserve"> What It Does</w:t>
       </w:r>
@@ -457,6 +435,7 @@
         </w:rPr>
         <w:t xml:space="preserve">: </w:t>
       </w:r>
+      <w:proofErr w:type="spellStart"/>
       <w:r>
         <w:rPr>
           <w:rFonts w:ascii="Arial" w:eastAsia="Arial" w:hAnsi="Arial" w:cs="Arial"/>
@@ -468,7 +447,21 @@
           <w:lang w:val="en"/>
           <w14:ligatures w14:val="none"/>
         </w:rPr>
-        <w:t>Chatgpt (GPT</w:t>
+        <w:t>Chatgpt</w:t>
+      </w:r>
+      <w:proofErr w:type="spellEnd"/>
+      <w:r>
+        <w:rPr>
+          <w:rFonts w:ascii="Arial" w:eastAsia="Arial" w:hAnsi="Arial" w:cs="Arial"/>
+          <w:b/>
+          <w:kern w:val="0"/>
+          <w:sz w:val="22"/>
+          <w:szCs w:val="22"/>
+          <w:highlight w:val="darkGray"/>
+          <w:lang w:val="en"/>
+          <w14:ligatures w14:val="none"/>
+        </w:rPr>
+        <w:t xml:space="preserve"> (GPT</w:t>
       </w:r>
       <w:r>
         <w:rPr>
@@ -740,15 +733,10 @@
     </w:p>
     <w:p>
       <w:pPr>
-        <w:spacing w:before="280" w:after="120" w:line="276" w:lineRule="auto"/>
-        <w:outlineLvl w:val="1"/>
-        <w:rPr>
-          <w:rFonts w:ascii="Arial" w:eastAsia="Arial" w:hAnsi="Arial" w:cs="Arial"/>
-          <w:kern w:val="0"/>
-          <w:sz w:val="32"/>
-          <w:szCs w:val="32"/>
-          <w:lang w:val="en"/>
-          <w14:ligatures w14:val="none"/>
+        <w:pStyle w:val="Heading2"/>
+        <w:rPr>
+          <w:rFonts w:eastAsia="Arial"/>
+          <w:lang w:val="en"/>
         </w:rPr>
       </w:pPr>
       <w:bookmarkStart w:id="3" w:name="_u2j9p670jz5z" w:colFirst="0" w:colLast="0"/>
@@ -756,22 +744,14 @@
       <w:r>
         <w:rPr>
           <w:rFonts w:ascii="Segoe UI Emoji" w:eastAsia="Arial" w:hAnsi="Segoe UI Emoji" w:cs="Segoe UI Emoji"/>
-          <w:kern w:val="0"/>
-          <w:sz w:val="32"/>
-          <w:szCs w:val="32"/>
-          <w:lang w:val="en"/>
-          <w14:ligatures w14:val="none"/>
+          <w:lang w:val="en"/>
         </w:rPr>
         <w:t>📶</w:t>
       </w:r>
       <w:r>
         <w:rPr>
-          <w:rFonts w:ascii="Arial" w:eastAsia="Arial" w:hAnsi="Arial" w:cs="Arial"/>
-          <w:kern w:val="0"/>
-          <w:sz w:val="32"/>
-          <w:szCs w:val="32"/>
-          <w:lang w:val="en"/>
-          <w14:ligatures w14:val="none"/>
+          <w:rFonts w:eastAsia="Arial"/>
+          <w:lang w:val="en"/>
         </w:rPr>
         <w:t xml:space="preserve"> Remote Bridge Network Example</w:t>
       </w:r>
@@ -816,6 +796,7 @@
         </w:rPr>
         <w:t xml:space="preserve">: </w:t>
       </w:r>
+      <w:proofErr w:type="spellStart"/>
       <w:r>
         <w:rPr>
           <w:rFonts w:ascii="Arial" w:eastAsia="Arial" w:hAnsi="Arial" w:cs="Arial"/>
@@ -827,7 +808,21 @@
           <w:lang w:val="en"/>
           <w14:ligatures w14:val="none"/>
         </w:rPr>
-        <w:t>Chatgpt (GPT</w:t>
+        <w:t>Chatgpt</w:t>
+      </w:r>
+      <w:proofErr w:type="spellEnd"/>
+      <w:r>
+        <w:rPr>
+          <w:rFonts w:ascii="Arial" w:eastAsia="Arial" w:hAnsi="Arial" w:cs="Arial"/>
+          <w:b/>
+          <w:kern w:val="0"/>
+          <w:sz w:val="22"/>
+          <w:szCs w:val="22"/>
+          <w:highlight w:val="darkGray"/>
+          <w:lang w:val="en"/>
+          <w14:ligatures w14:val="none"/>
+        </w:rPr>
+        <w:t xml:space="preserve"> (GPT</w:t>
       </w:r>
       <w:r>
         <w:rPr>
@@ -878,6 +873,7 @@
           <w:lang w:val="en"/>
           <w14:ligatures w14:val="none"/>
         </w:rPr>
+        <w:lastRenderedPageBreak/>
         <w:drawing>
           <wp:inline distT="114300" distB="114300" distL="114300" distR="114300" wp14:anchorId="454EFCFD" wp14:editId="024C4783">
             <wp:extent cx="5943600" cy="1130300"/>
@@ -948,7 +944,29 @@
           <w:lang w:val="en"/>
           <w14:ligatures w14:val="none"/>
         </w:rPr>
-        <w:t>Office A                     Internet/VPN                   Office B</w:t>
+        <w:t xml:space="preserve">Office </w:t>
+      </w:r>
+      <w:proofErr w:type="gramStart"/>
+      <w:r>
+        <w:rPr>
+          <w:rFonts w:ascii="Roboto Mono" w:eastAsia="Roboto Mono" w:hAnsi="Roboto Mono" w:cs="Arial"/>
+          <w:kern w:val="0"/>
+          <w:szCs w:val="22"/>
+          <w:lang w:val="en"/>
+          <w14:ligatures w14:val="none"/>
+        </w:rPr>
+        <w:t>A</w:t>
+      </w:r>
+      <w:proofErr w:type="gramEnd"/>
+      <w:r>
+        <w:rPr>
+          <w:rFonts w:ascii="Roboto Mono" w:eastAsia="Roboto Mono" w:hAnsi="Roboto Mono" w:cs="Arial"/>
+          <w:kern w:val="0"/>
+          <w:szCs w:val="22"/>
+          <w:lang w:val="en"/>
+          <w14:ligatures w14:val="none"/>
+        </w:rPr>
+        <w:t xml:space="preserve">                     Internet/VPN                   Office B</w:t>
       </w:r>
     </w:p>
     <w:p>
@@ -971,7 +989,29 @@
           <w:lang w:val="en"/>
           <w14:ligatures w14:val="none"/>
         </w:rPr>
-        <w:t xml:space="preserve">[PC1][PC2] </w:t>
+        <w:t>[PC</w:t>
+      </w:r>
+      <w:proofErr w:type="gramStart"/>
+      <w:r>
+        <w:rPr>
+          <w:rFonts w:ascii="Roboto Mono" w:eastAsia="Roboto Mono" w:hAnsi="Roboto Mono" w:cs="Arial Unicode MS"/>
+          <w:kern w:val="0"/>
+          <w:szCs w:val="22"/>
+          <w:lang w:val="en"/>
+          <w14:ligatures w14:val="none"/>
+        </w:rPr>
+        <w:t>1][</w:t>
+      </w:r>
+      <w:proofErr w:type="gramEnd"/>
+      <w:r>
+        <w:rPr>
+          <w:rFonts w:ascii="Roboto Mono" w:eastAsia="Roboto Mono" w:hAnsi="Roboto Mono" w:cs="Arial Unicode MS"/>
+          <w:kern w:val="0"/>
+          <w:szCs w:val="22"/>
+          <w:lang w:val="en"/>
+          <w14:ligatures w14:val="none"/>
+        </w:rPr>
+        <w:t xml:space="preserve">PC2] </w:t>
       </w:r>
       <w:r>
         <w:rPr>
@@ -1031,7 +1071,29 @@
           <w:lang w:val="en"/>
           <w14:ligatures w14:val="none"/>
         </w:rPr>
-        <w:t xml:space="preserve"> [PC3][PC4]</w:t>
+        <w:t xml:space="preserve"> [PC</w:t>
+      </w:r>
+      <w:proofErr w:type="gramStart"/>
+      <w:r>
+        <w:rPr>
+          <w:rFonts w:ascii="Roboto Mono" w:eastAsia="Roboto Mono" w:hAnsi="Roboto Mono" w:cs="Arial Unicode MS"/>
+          <w:kern w:val="0"/>
+          <w:szCs w:val="22"/>
+          <w:lang w:val="en"/>
+          <w14:ligatures w14:val="none"/>
+        </w:rPr>
+        <w:t>3][</w:t>
+      </w:r>
+      <w:proofErr w:type="gramEnd"/>
+      <w:r>
+        <w:rPr>
+          <w:rFonts w:ascii="Roboto Mono" w:eastAsia="Roboto Mono" w:hAnsi="Roboto Mono" w:cs="Arial Unicode MS"/>
+          <w:kern w:val="0"/>
+          <w:szCs w:val="22"/>
+          <w:lang w:val="en"/>
+          <w14:ligatures w14:val="none"/>
+        </w:rPr>
+        <w:t>PC4]</w:t>
       </w:r>
     </w:p>
     <w:p>
@@ -1054,7 +1116,51 @@
           <w:lang w:val="en"/>
           <w14:ligatures w14:val="none"/>
         </w:rPr>
-        <w:t xml:space="preserve">                   (Local LAN)                  (Remote LAN)</w:t>
+        <w:t xml:space="preserve">                   (Local </w:t>
+      </w:r>
+      <w:proofErr w:type="gramStart"/>
+      <w:r>
+        <w:rPr>
+          <w:rFonts w:ascii="Roboto Mono" w:eastAsia="Roboto Mono" w:hAnsi="Roboto Mono" w:cs="Arial"/>
+          <w:kern w:val="0"/>
+          <w:szCs w:val="22"/>
+          <w:lang w:val="en"/>
+          <w14:ligatures w14:val="none"/>
+        </w:rPr>
+        <w:t xml:space="preserve">LAN)   </w:t>
+      </w:r>
+      <w:proofErr w:type="gramEnd"/>
+      <w:r>
+        <w:rPr>
+          <w:rFonts w:ascii="Roboto Mono" w:eastAsia="Roboto Mono" w:hAnsi="Roboto Mono" w:cs="Arial"/>
+          <w:kern w:val="0"/>
+          <w:szCs w:val="22"/>
+          <w:lang w:val="en"/>
+          <w14:ligatures w14:val="none"/>
+        </w:rPr>
+        <w:t xml:space="preserve">            </w:t>
+      </w:r>
+      <w:proofErr w:type="gramStart"/>
+      <w:r>
+        <w:rPr>
+          <w:rFonts w:ascii="Roboto Mono" w:eastAsia="Roboto Mono" w:hAnsi="Roboto Mono" w:cs="Arial"/>
+          <w:kern w:val="0"/>
+          <w:szCs w:val="22"/>
+          <w:lang w:val="en"/>
+          <w14:ligatures w14:val="none"/>
+        </w:rPr>
+        <w:t xml:space="preserve">   (</w:t>
+      </w:r>
+      <w:proofErr w:type="gramEnd"/>
+      <w:r>
+        <w:rPr>
+          <w:rFonts w:ascii="Roboto Mono" w:eastAsia="Roboto Mono" w:hAnsi="Roboto Mono" w:cs="Arial"/>
+          <w:kern w:val="0"/>
+          <w:szCs w:val="22"/>
+          <w:lang w:val="en"/>
+          <w14:ligatures w14:val="none"/>
+        </w:rPr>
+        <w:t>Remote LAN)</w:t>
       </w:r>
     </w:p>
     <w:p>
@@ -1178,15 +1284,10 @@
     </w:p>
     <w:p>
       <w:pPr>
-        <w:spacing w:before="280" w:after="120" w:line="276" w:lineRule="auto"/>
-        <w:outlineLvl w:val="1"/>
-        <w:rPr>
-          <w:rFonts w:ascii="Arial" w:eastAsia="Arial" w:hAnsi="Arial" w:cs="Arial"/>
-          <w:kern w:val="0"/>
-          <w:sz w:val="32"/>
-          <w:szCs w:val="32"/>
-          <w:lang w:val="en"/>
-          <w14:ligatures w14:val="none"/>
+        <w:pStyle w:val="Heading2"/>
+        <w:rPr>
+          <w:rFonts w:eastAsia="Arial"/>
+          <w:lang w:val="en"/>
         </w:rPr>
       </w:pPr>
       <w:bookmarkStart w:id="4" w:name="_7u2w7ntunii" w:colFirst="0" w:colLast="0"/>
@@ -1194,22 +1295,14 @@
       <w:r>
         <w:rPr>
           <w:rFonts w:ascii="Segoe UI Emoji" w:eastAsia="Arial" w:hAnsi="Segoe UI Emoji" w:cs="Segoe UI Emoji"/>
-          <w:kern w:val="0"/>
-          <w:sz w:val="32"/>
-          <w:szCs w:val="32"/>
-          <w:lang w:val="en"/>
-          <w14:ligatures w14:val="none"/>
+          <w:lang w:val="en"/>
         </w:rPr>
         <w:t>🧠</w:t>
       </w:r>
       <w:r>
         <w:rPr>
-          <w:rFonts w:ascii="Arial" w:eastAsia="Arial" w:hAnsi="Arial" w:cs="Arial"/>
-          <w:kern w:val="0"/>
-          <w:sz w:val="32"/>
-          <w:szCs w:val="32"/>
-          <w:lang w:val="en"/>
-          <w14:ligatures w14:val="none"/>
+          <w:rFonts w:eastAsia="Arial"/>
+          <w:lang w:val="en"/>
         </w:rPr>
         <w:t xml:space="preserve"> Technologies Used in Remote Bridging</w:t>
       </w:r>
@@ -1254,6 +1347,7 @@
         </w:rPr>
         <w:t xml:space="preserve">: </w:t>
       </w:r>
+      <w:proofErr w:type="spellStart"/>
       <w:r>
         <w:rPr>
           <w:rFonts w:ascii="Arial" w:eastAsia="Arial" w:hAnsi="Arial" w:cs="Arial"/>
@@ -1265,7 +1359,21 @@
           <w:lang w:val="en"/>
           <w14:ligatures w14:val="none"/>
         </w:rPr>
-        <w:t>Chatgpt (GPT</w:t>
+        <w:t>Chatgpt</w:t>
+      </w:r>
+      <w:proofErr w:type="spellEnd"/>
+      <w:r>
+        <w:rPr>
+          <w:rFonts w:ascii="Arial" w:eastAsia="Arial" w:hAnsi="Arial" w:cs="Arial"/>
+          <w:b/>
+          <w:kern w:val="0"/>
+          <w:sz w:val="22"/>
+          <w:szCs w:val="22"/>
+          <w:highlight w:val="darkGray"/>
+          <w:lang w:val="en"/>
+          <w14:ligatures w14:val="none"/>
+        </w:rPr>
+        <w:t xml:space="preserve"> (GPT</w:t>
       </w:r>
       <w:r>
         <w:rPr>
@@ -1691,6 +1799,7 @@
                 <w:lang w:val="en"/>
                 <w14:ligatures w14:val="none"/>
               </w:rPr>
+              <w:lastRenderedPageBreak/>
               <w:t>Leased Line</w:t>
             </w:r>
           </w:p>
@@ -1851,15 +1960,10 @@
     </w:p>
     <w:p>
       <w:pPr>
-        <w:spacing w:before="280" w:after="120" w:line="276" w:lineRule="auto"/>
-        <w:outlineLvl w:val="1"/>
-        <w:rPr>
-          <w:rFonts w:ascii="Arial" w:eastAsia="Arial" w:hAnsi="Arial" w:cs="Arial"/>
-          <w:kern w:val="0"/>
-          <w:sz w:val="32"/>
-          <w:szCs w:val="32"/>
-          <w:lang w:val="en"/>
-          <w14:ligatures w14:val="none"/>
+        <w:pStyle w:val="Heading2"/>
+        <w:rPr>
+          <w:rFonts w:eastAsia="Arial"/>
+          <w:lang w:val="en"/>
         </w:rPr>
       </w:pPr>
       <w:bookmarkStart w:id="5" w:name="_phonkmliznio" w:colFirst="0" w:colLast="0"/>
@@ -1867,22 +1971,14 @@
       <w:r>
         <w:rPr>
           <w:rFonts w:ascii="Segoe UI Emoji" w:eastAsia="Arial" w:hAnsi="Segoe UI Emoji" w:cs="Segoe UI Emoji"/>
-          <w:kern w:val="0"/>
-          <w:sz w:val="32"/>
-          <w:szCs w:val="32"/>
-          <w:lang w:val="en"/>
-          <w14:ligatures w14:val="none"/>
+          <w:lang w:val="en"/>
         </w:rPr>
         <w:t>🆚</w:t>
       </w:r>
       <w:r>
         <w:rPr>
-          <w:rFonts w:ascii="Arial" w:eastAsia="Arial" w:hAnsi="Arial" w:cs="Arial"/>
-          <w:kern w:val="0"/>
-          <w:sz w:val="32"/>
-          <w:szCs w:val="32"/>
-          <w:lang w:val="en"/>
-          <w14:ligatures w14:val="none"/>
+          <w:rFonts w:eastAsia="Arial"/>
+          <w:lang w:val="en"/>
         </w:rPr>
         <w:t xml:space="preserve"> Local Bridge vs Remote Bridge</w:t>
       </w:r>
@@ -1927,6 +2023,7 @@
         </w:rPr>
         <w:t xml:space="preserve">: </w:t>
       </w:r>
+      <w:proofErr w:type="spellStart"/>
       <w:r>
         <w:rPr>
           <w:rFonts w:ascii="Arial" w:eastAsia="Arial" w:hAnsi="Arial" w:cs="Arial"/>
@@ -1938,7 +2035,21 @@
           <w:lang w:val="en"/>
           <w14:ligatures w14:val="none"/>
         </w:rPr>
-        <w:t>Chatgpt (GPT</w:t>
+        <w:t>Chatgpt</w:t>
+      </w:r>
+      <w:proofErr w:type="spellEnd"/>
+      <w:r>
+        <w:rPr>
+          <w:rFonts w:ascii="Arial" w:eastAsia="Arial" w:hAnsi="Arial" w:cs="Arial"/>
+          <w:b/>
+          <w:kern w:val="0"/>
+          <w:sz w:val="22"/>
+          <w:szCs w:val="22"/>
+          <w:highlight w:val="darkGray"/>
+          <w:lang w:val="en"/>
+          <w14:ligatures w14:val="none"/>
+        </w:rPr>
+        <w:t xml:space="preserve"> (GPT</w:t>
       </w:r>
       <w:r>
         <w:rPr>
@@ -2595,15 +2706,10 @@
     </w:p>
     <w:p>
       <w:pPr>
-        <w:spacing w:before="280" w:after="120" w:line="276" w:lineRule="auto"/>
-        <w:outlineLvl w:val="1"/>
-        <w:rPr>
-          <w:rFonts w:ascii="Arial" w:eastAsia="Arial" w:hAnsi="Arial" w:cs="Arial"/>
-          <w:kern w:val="0"/>
-          <w:sz w:val="32"/>
-          <w:szCs w:val="32"/>
-          <w:lang w:val="en"/>
-          <w14:ligatures w14:val="none"/>
+        <w:pStyle w:val="Heading2"/>
+        <w:rPr>
+          <w:rFonts w:ascii="Arial" w:eastAsia="Arial" w:hAnsi="Arial" w:cs="Arial"/>
+          <w:lang w:val="en"/>
         </w:rPr>
       </w:pPr>
       <w:bookmarkStart w:id="6" w:name="_s1zjqlsl33yy" w:colFirst="0" w:colLast="0"/>
@@ -2611,22 +2717,14 @@
       <w:r>
         <w:rPr>
           <w:rFonts w:ascii="Segoe UI Emoji" w:eastAsia="Arial Unicode MS" w:hAnsi="Segoe UI Emoji" w:cs="Segoe UI Emoji"/>
-          <w:kern w:val="0"/>
-          <w:sz w:val="32"/>
-          <w:szCs w:val="32"/>
-          <w:lang w:val="en"/>
-          <w14:ligatures w14:val="none"/>
+          <w:lang w:val="en"/>
         </w:rPr>
         <w:t>✅</w:t>
       </w:r>
       <w:r>
         <w:rPr>
-          <w:rFonts w:ascii="Arial Unicode MS" w:eastAsia="Arial Unicode MS" w:hAnsi="Arial Unicode MS" w:cs="Arial Unicode MS"/>
-          <w:kern w:val="0"/>
-          <w:sz w:val="32"/>
-          <w:szCs w:val="32"/>
-          <w:lang w:val="en"/>
-          <w14:ligatures w14:val="none"/>
+          <w:rFonts w:eastAsia="Arial Unicode MS"/>
+          <w:lang w:val="en"/>
         </w:rPr>
         <w:t xml:space="preserve"> Pros of Remote Bridging</w:t>
       </w:r>
@@ -2668,6 +2766,7 @@
         </w:rPr>
         <w:t xml:space="preserve">: </w:t>
       </w:r>
+      <w:proofErr w:type="spellStart"/>
       <w:r>
         <w:rPr>
           <w:rFonts w:ascii="Arial" w:eastAsia="Arial" w:hAnsi="Arial" w:cs="Arial"/>
@@ -2679,7 +2778,21 @@
           <w:lang w:val="en"/>
           <w14:ligatures w14:val="none"/>
         </w:rPr>
-        <w:t>Chatgpt (GPT</w:t>
+        <w:t>Chatgpt</w:t>
+      </w:r>
+      <w:proofErr w:type="spellEnd"/>
+      <w:r>
+        <w:rPr>
+          <w:rFonts w:ascii="Arial" w:eastAsia="Arial" w:hAnsi="Arial" w:cs="Arial"/>
+          <w:b/>
+          <w:kern w:val="0"/>
+          <w:sz w:val="22"/>
+          <w:szCs w:val="22"/>
+          <w:highlight w:val="darkGray"/>
+          <w:lang w:val="en"/>
+          <w14:ligatures w14:val="none"/>
+        </w:rPr>
+        <w:t xml:space="preserve"> (GPT</w:t>
       </w:r>
       <w:r>
         <w:rPr>
@@ -2826,6 +2939,7 @@
           <w:lang w:val="en"/>
           <w14:ligatures w14:val="none"/>
         </w:rPr>
+        <w:lastRenderedPageBreak/>
         <w:t>✔️</w:t>
       </w:r>
       <w:r>
@@ -2876,15 +2990,10 @@
     </w:p>
     <w:p>
       <w:pPr>
-        <w:spacing w:before="280" w:after="120" w:line="276" w:lineRule="auto"/>
-        <w:outlineLvl w:val="1"/>
-        <w:rPr>
-          <w:rFonts w:ascii="Arial" w:eastAsia="Arial" w:hAnsi="Arial" w:cs="Arial"/>
-          <w:kern w:val="0"/>
-          <w:sz w:val="32"/>
-          <w:szCs w:val="32"/>
-          <w:lang w:val="en"/>
-          <w14:ligatures w14:val="none"/>
+        <w:pStyle w:val="Heading2"/>
+        <w:rPr>
+          <w:rFonts w:ascii="Arial" w:eastAsia="Arial" w:hAnsi="Arial" w:cs="Arial"/>
+          <w:lang w:val="en"/>
         </w:rPr>
       </w:pPr>
       <w:bookmarkStart w:id="7" w:name="_ehox3py3btjo" w:colFirst="0" w:colLast="0"/>
@@ -2892,22 +3001,14 @@
       <w:r>
         <w:rPr>
           <w:rFonts w:ascii="Segoe UI Emoji" w:eastAsia="Arial Unicode MS" w:hAnsi="Segoe UI Emoji" w:cs="Segoe UI Emoji"/>
-          <w:kern w:val="0"/>
-          <w:sz w:val="32"/>
-          <w:szCs w:val="32"/>
-          <w:lang w:val="en"/>
-          <w14:ligatures w14:val="none"/>
+          <w:lang w:val="en"/>
         </w:rPr>
         <w:t>❌</w:t>
       </w:r>
       <w:r>
         <w:rPr>
-          <w:rFonts w:ascii="Arial Unicode MS" w:eastAsia="Arial Unicode MS" w:hAnsi="Arial Unicode MS" w:cs="Arial Unicode MS"/>
-          <w:kern w:val="0"/>
-          <w:sz w:val="32"/>
-          <w:szCs w:val="32"/>
-          <w:lang w:val="en"/>
-          <w14:ligatures w14:val="none"/>
+          <w:rFonts w:eastAsia="Arial Unicode MS"/>
+          <w:lang w:val="en"/>
         </w:rPr>
         <w:t xml:space="preserve"> Cons</w:t>
       </w:r>
@@ -2949,6 +3050,7 @@
         </w:rPr>
         <w:t xml:space="preserve">: </w:t>
       </w:r>
+      <w:proofErr w:type="spellStart"/>
       <w:r>
         <w:rPr>
           <w:rFonts w:ascii="Arial" w:eastAsia="Arial" w:hAnsi="Arial" w:cs="Arial"/>
@@ -2960,7 +3062,21 @@
           <w:lang w:val="en"/>
           <w14:ligatures w14:val="none"/>
         </w:rPr>
-        <w:t>Chatgpt (GPT</w:t>
+        <w:t>Chatgpt</w:t>
+      </w:r>
+      <w:proofErr w:type="spellEnd"/>
+      <w:r>
+        <w:rPr>
+          <w:rFonts w:ascii="Arial" w:eastAsia="Arial" w:hAnsi="Arial" w:cs="Arial"/>
+          <w:b/>
+          <w:kern w:val="0"/>
+          <w:sz w:val="22"/>
+          <w:szCs w:val="22"/>
+          <w:highlight w:val="darkGray"/>
+          <w:lang w:val="en"/>
+          <w14:ligatures w14:val="none"/>
+        </w:rPr>
+        <w:t xml:space="preserve"> (GPT</w:t>
       </w:r>
       <w:r>
         <w:rPr>
@@ -3248,15 +3364,10 @@
     </w:p>
     <w:p>
       <w:pPr>
-        <w:spacing w:before="280" w:after="120" w:line="276" w:lineRule="auto"/>
-        <w:outlineLvl w:val="1"/>
-        <w:rPr>
-          <w:rFonts w:ascii="Arial" w:eastAsia="Arial" w:hAnsi="Arial" w:cs="Arial"/>
-          <w:kern w:val="0"/>
-          <w:sz w:val="32"/>
-          <w:szCs w:val="32"/>
-          <w:lang w:val="en"/>
-          <w14:ligatures w14:val="none"/>
+        <w:pStyle w:val="Heading2"/>
+        <w:rPr>
+          <w:rFonts w:eastAsia="Arial"/>
+          <w:lang w:val="en"/>
         </w:rPr>
       </w:pPr>
       <w:bookmarkStart w:id="8" w:name="_kjpgkoloc3j8" w:colFirst="0" w:colLast="0"/>
@@ -3264,22 +3375,14 @@
       <w:r>
         <w:rPr>
           <w:rFonts w:ascii="Segoe UI Emoji" w:eastAsia="Arial" w:hAnsi="Segoe UI Emoji" w:cs="Segoe UI Emoji"/>
-          <w:kern w:val="0"/>
-          <w:sz w:val="32"/>
-          <w:szCs w:val="32"/>
-          <w:lang w:val="en"/>
-          <w14:ligatures w14:val="none"/>
+          <w:lang w:val="en"/>
         </w:rPr>
         <w:t>🔧</w:t>
       </w:r>
       <w:r>
         <w:rPr>
-          <w:rFonts w:ascii="Arial" w:eastAsia="Arial" w:hAnsi="Arial" w:cs="Arial"/>
-          <w:kern w:val="0"/>
-          <w:sz w:val="32"/>
-          <w:szCs w:val="32"/>
-          <w:lang w:val="en"/>
-          <w14:ligatures w14:val="none"/>
+          <w:rFonts w:eastAsia="Arial"/>
+          <w:lang w:val="en"/>
         </w:rPr>
         <w:t xml:space="preserve"> When to Use a Remote Bridge</w:t>
       </w:r>
@@ -3321,6 +3424,7 @@
         </w:rPr>
         <w:t xml:space="preserve">: </w:t>
       </w:r>
+      <w:proofErr w:type="spellStart"/>
       <w:r>
         <w:rPr>
           <w:rFonts w:ascii="Arial" w:eastAsia="Arial" w:hAnsi="Arial" w:cs="Arial"/>
@@ -3332,7 +3436,21 @@
           <w:lang w:val="en"/>
           <w14:ligatures w14:val="none"/>
         </w:rPr>
-        <w:t>Chatgpt (GPT</w:t>
+        <w:t>Chatgpt</w:t>
+      </w:r>
+      <w:proofErr w:type="spellEnd"/>
+      <w:r>
+        <w:rPr>
+          <w:rFonts w:ascii="Arial" w:eastAsia="Arial" w:hAnsi="Arial" w:cs="Arial"/>
+          <w:b/>
+          <w:kern w:val="0"/>
+          <w:sz w:val="22"/>
+          <w:szCs w:val="22"/>
+          <w:highlight w:val="darkGray"/>
+          <w:lang w:val="en"/>
+          <w14:ligatures w14:val="none"/>
+        </w:rPr>
+        <w:t xml:space="preserve"> (GPT</w:t>
       </w:r>
       <w:r>
         <w:rPr>
@@ -3565,15 +3683,10 @@
     </w:p>
     <w:p>
       <w:pPr>
-        <w:spacing w:before="280" w:after="120" w:line="276" w:lineRule="auto"/>
-        <w:outlineLvl w:val="1"/>
-        <w:rPr>
-          <w:rFonts w:ascii="Arial" w:eastAsia="Arial" w:hAnsi="Arial" w:cs="Arial"/>
-          <w:kern w:val="0"/>
-          <w:sz w:val="32"/>
-          <w:szCs w:val="32"/>
-          <w:lang w:val="en"/>
-          <w14:ligatures w14:val="none"/>
+        <w:pStyle w:val="Heading2"/>
+        <w:rPr>
+          <w:rFonts w:eastAsia="Arial"/>
+          <w:lang w:val="en"/>
         </w:rPr>
       </w:pPr>
       <w:bookmarkStart w:id="9" w:name="_yk0u2f2y1z3l" w:colFirst="0" w:colLast="0"/>
@@ -3581,22 +3694,14 @@
       <w:r>
         <w:rPr>
           <w:rFonts w:ascii="Segoe UI Emoji" w:eastAsia="Arial" w:hAnsi="Segoe UI Emoji" w:cs="Segoe UI Emoji"/>
-          <w:kern w:val="0"/>
-          <w:sz w:val="32"/>
-          <w:szCs w:val="32"/>
-          <w:lang w:val="en"/>
-          <w14:ligatures w14:val="none"/>
+          <w:lang w:val="en"/>
         </w:rPr>
         <w:t>📌</w:t>
       </w:r>
       <w:r>
         <w:rPr>
-          <w:rFonts w:ascii="Arial" w:eastAsia="Arial" w:hAnsi="Arial" w:cs="Arial"/>
-          <w:kern w:val="0"/>
-          <w:sz w:val="32"/>
-          <w:szCs w:val="32"/>
-          <w:lang w:val="en"/>
-          <w14:ligatures w14:val="none"/>
+          <w:rFonts w:eastAsia="Arial"/>
+          <w:lang w:val="en"/>
         </w:rPr>
         <w:t xml:space="preserve"> Summary</w:t>
       </w:r>
@@ -3641,6 +3746,7 @@
         </w:rPr>
         <w:t xml:space="preserve">: </w:t>
       </w:r>
+      <w:proofErr w:type="spellStart"/>
       <w:r>
         <w:rPr>
           <w:rFonts w:ascii="Arial" w:eastAsia="Arial" w:hAnsi="Arial" w:cs="Arial"/>
@@ -3652,7 +3758,21 @@
           <w:lang w:val="en"/>
           <w14:ligatures w14:val="none"/>
         </w:rPr>
-        <w:t>Chatgpt (GPT</w:t>
+        <w:t>Chatgpt</w:t>
+      </w:r>
+      <w:proofErr w:type="spellEnd"/>
+      <w:r>
+        <w:rPr>
+          <w:rFonts w:ascii="Arial" w:eastAsia="Arial" w:hAnsi="Arial" w:cs="Arial"/>
+          <w:b/>
+          <w:kern w:val="0"/>
+          <w:sz w:val="22"/>
+          <w:szCs w:val="22"/>
+          <w:highlight w:val="darkGray"/>
+          <w:lang w:val="en"/>
+          <w14:ligatures w14:val="none"/>
+        </w:rPr>
+        <w:t xml:space="preserve"> (GPT</w:t>
       </w:r>
       <w:r>
         <w:rPr>
@@ -3703,6 +3823,7 @@
           <w:lang w:val="en"/>
           <w14:ligatures w14:val="none"/>
         </w:rPr>
+        <w:lastRenderedPageBreak/>
         <w:drawing>
           <wp:inline distT="114300" distB="114300" distL="114300" distR="114300" wp14:anchorId="1F93067B" wp14:editId="666C6F41">
             <wp:extent cx="5943600" cy="1397000"/>
@@ -5173,7 +5294,6 @@
     <w:next w:val="Normal"/>
     <w:link w:val="Heading2Char"/>
     <w:uiPriority w:val="9"/>
-    <w:semiHidden/>
     <w:unhideWhenUsed/>
     <w:qFormat/>
     <w:rsid w:val="00947EFC"/>
@@ -5390,7 +5510,6 @@
     <w:basedOn w:val="DefaultParagraphFont"/>
     <w:link w:val="Heading2"/>
     <w:uiPriority w:val="9"/>
-    <w:semiHidden/>
     <w:rsid w:val="00947EFC"/>
     <w:rPr>
       <w:rFonts w:asciiTheme="majorHAnsi" w:eastAsiaTheme="majorEastAsia" w:hAnsiTheme="majorHAnsi" w:cstheme="majorBidi"/>
